--- a/templates/docx/bank_statement_template_044525974_v2.docx
+++ b/templates/docx/bank_statement_template_044525974_v2.docx
@@ -1356,7 +1356,7 @@
       <w:r>
         <w:drawing>
           <wp:inline xmlns:a="http://schemas.openxmlformats.org/drawingml/2006/main" xmlns:pic="http://schemas.openxmlformats.org/drawingml/2006/picture">
-            <wp:extent cx="5760000" cy="1070521"/>
+            <wp:extent cx="6624000" cy="1231099"/>
             <wp:docPr id="2" name="Picture 2"/>
             <wp:cNvGraphicFramePr>
               <a:graphicFrameLocks noChangeAspect="1"/>
@@ -1377,7 +1377,7 @@
                   <pic:spPr>
                     <a:xfrm>
                       <a:off x="0" y="0"/>
-                      <a:ext cx="5760000" cy="1070521"/>
+                      <a:ext cx="6624000" cy="1231099"/>
                     </a:xfrm>
                     <a:prstGeom prst="rect"/>
                   </pic:spPr>
